--- a/corpus/synthetic/table-display__017.docx
+++ b/corpus/synthetic/table-display__017.docx
@@ -3,17 +3,50 @@
 <w:document xmlns:w="http://schemas.openxmlformats.org/wordprocessingml/2006/main" xmlns:r="http://schemas.openxmlformats.org/officeDocument/2006/relationships" xmlns:wp="http://schemas.openxmlformats.org/drawingml/2006/wordprocessingDrawing" xmlns:a="http://schemas.openxmlformats.org/drawingml/2006/main" xmlns:pic="http://schemas.openxmlformats.org/drawingml/2006/picture" xmlns:m="http://schemas.openxmlformats.org/officeDocument/2006/math">
   <w:body>
     <w:tbl>
-      <w:tblPr>
-        <w:tblpPr w:vertAnchor="text" w:tblpX="100" w:tblpY="10"/>
-      </w:tblPr>
       <w:tblGrid>
-        <w:gridCol w:w="3000"/>
+        <w:gridCol w:w="5000"/>
+        <w:gridCol w:w="5000"/>
       </w:tblGrid>
       <w:tr>
         <w:tc>
+          <w:tcPr>
+            <w:tcW w:type="dxa" w:w="2000"/>
+          </w:tcPr>
           <w:p>
             <w:r>
-              <w:t>x</w:t>
+              <w:t>a</w:t>
+            </w:r>
+          </w:p>
+        </w:tc>
+        <w:tc>
+          <w:tcPr>
+            <w:tcW w:type="dxa" w:w="6000"/>
+          </w:tcPr>
+          <w:p>
+            <w:r>
+              <w:t>b</w:t>
+            </w:r>
+          </w:p>
+        </w:tc>
+      </w:tr>
+      <w:tr>
+        <w:tc>
+          <w:tcPr>
+            <w:tcW w:type="dxa" w:w="4000"/>
+          </w:tcPr>
+          <w:p>
+            <w:r>
+              <w:t>c</w:t>
+            </w:r>
+          </w:p>
+        </w:tc>
+        <w:tc>
+          <w:tcPr>
+            <w:tcW w:type="dxa" w:w="6000"/>
+          </w:tcPr>
+          <w:p>
+            <w:r>
+              <w:t>d</w:t>
             </w:r>
           </w:p>
         </w:tc>
